--- a/docs/posters/exp002_kitagi_foss4g2026_talk_materials.docx
+++ b/docs/posters/exp002_kitagi_foss4g2026_talk_materials.docx
@@ -1304,7 +1304,7 @@
         <w:rPr>
           <w:rFonts w:hint="eastAsia"/>
         </w:rPr>
-        <w:t xml:space="preserve">報告書の推定・可能性の記述（南東部の大型水域が「北木の桂林」に相当する可能性など）。報告書と同じ</w:t>
+        <w:t xml:space="preserve">報告書の推定・可能性の記述（検出最大ポリゴンが「北木の桂林」に相当するというOSM照合に基づく対応づけなど）。報告書と同じ</w:t>
       </w:r>
       <w:r>
         <w:t xml:space="preserve"> </w:t>
@@ -7860,7 +7860,19 @@
         <w:t xml:space="preserve"> </w:t>
       </w:r>
       <w:r>
-        <w:t xml:space="preserve">One candidate, and I'll keep the hedge: the large water body detected in the south-east may correspond to the former Imaoka quarry known locally as "Kitagi no Keirin". That is a plausible correspondence from local records, not a verified identification.</w:t>
+        <w:t xml:space="preserve">Our largest detected polygon is a strong candidate for the former Imaoka quarry known locally as "Kitagi no Keirin": OpenStreetMap places that named quarry 37 m from it</w:t>
+      </w:r>
+      <w:r>
+        <w:t xml:space="preserve"> </w:t>
+      </w:r>
+      <w:r>
+        <w:rPr>
+          <w:rStyle w:val="VerbatimChar"/>
+        </w:rPr>
+        <w:t xml:space="preserve">[report]</w:t>
+      </w:r>
+      <w:r>
+        <w:t xml:space="preserve">. Seven other named quarry sites in OSM also sit 3 to 39 m from a detected polygon. OSM is community-contributed data rather than ground truth, so I'd call these plausible correspondences awaiting a GPS check on site.</w:t>
       </w:r>
     </w:p>
     <w:p>
@@ -7885,7 +7897,41 @@
         <w:rPr>
           <w:rFonts w:hint="eastAsia"/>
         </w:rPr>
-        <w:t xml:space="preserve">一つ候補はありますが、留保は付けたままにします。南東部で検出された大型水域は、旧今岡石材の丁場跡「北木の桂林」に相当する可能性があります。地域の記録から見て妥当な対応ですが、検証された同定ではありません。</w:t>
+        <w:t xml:space="preserve">検出最大ポリゴンが、旧今岡石材の丁場跡「北木の桂林」の有力な候補です。OSM上の同名の丁場跡が37</w:t>
+      </w:r>
+      <w:r>
+        <w:t xml:space="preserve"> </w:t>
+      </w:r>
+      <w:r>
+        <w:rPr>
+          <w:rFonts w:hint="eastAsia"/>
+        </w:rPr>
+        <w:t xml:space="preserve">mの距離にあります</w:t>
+      </w:r>
+      <w:r>
+        <w:t xml:space="preserve"> </w:t>
+      </w:r>
+      <w:r>
+        <w:rPr>
+          <w:rStyle w:val="VerbatimChar"/>
+          <w:rFonts w:hint="eastAsia"/>
+        </w:rPr>
+        <w:t xml:space="preserve">[報告書]</w:t>
+      </w:r>
+      <w:r>
+        <w:rPr>
+          <w:rFonts w:hint="eastAsia"/>
+        </w:rPr>
+        <w:t xml:space="preserve">。他にも名前付きの丁場跡・採石場7件が、検出ポリゴンから3〜39</w:t>
+      </w:r>
+      <w:r>
+        <w:t xml:space="preserve"> </w:t>
+      </w:r>
+      <w:r>
+        <w:rPr>
+          <w:rFonts w:hint="eastAsia"/>
+        </w:rPr>
+        <w:t xml:space="preserve">mの範囲にあります。ただしOSMはコミュニティ寄稿データで正解データではないので、現地でのGPS確認待ちの「妥当な対応」と言うにとどめます。</w:t>
       </w:r>
     </w:p>
     <w:p>
@@ -7918,16 +7964,19 @@
         <w:rPr>
           <w:rFonts w:hint="eastAsia"/>
         </w:rPr>
-        <w:t xml:space="preserve">5.3（Tier</w:t>
-      </w:r>
-      <w:r>
-        <w:t xml:space="preserve"> </w:t>
-      </w:r>
-      <w:r>
-        <w:rPr>
-          <w:rFonts w:hint="eastAsia"/>
-        </w:rPr>
-        <w:t xml:space="preserve">3・ヘッジ必須）</w:t>
+        <w:t xml:space="preserve">5.3（OSM照合、2026-08-23）、</w:t>
+      </w:r>
+      <w:r>
+        <w:rPr>
+          <w:rStyle w:val="VerbatimChar"/>
+        </w:rPr>
+        <w:t xml:space="preserve">docs/results/exp002/exp002_osm_comparison.md</w:t>
+      </w:r>
+      <w:r>
+        <w:rPr>
+          <w:rFonts w:hint="eastAsia"/>
+        </w:rPr>
+        <w:t xml:space="preserve">。OSMは正解データではないためヘッジ必須</w:t>
       </w:r>
     </w:p>
     <w:bookmarkEnd w:id="77"/>

--- a/docs/posters/exp002_kitagi_foss4g2026_talk_materials.docx
+++ b/docs/posters/exp002_kitagi_foss4g2026_talk_materials.docx
@@ -299,30 +299,212 @@
     </w:p>
     <w:p>
       <w:pPr>
-        <w:pStyle w:val="BodyText"/>
-      </w:pPr>
-      <w:r>
-        <w:rPr>
-          <w:rFonts w:hint="eastAsia"/>
-        </w:rPr>
-        <w:t xml:space="preserve">掲出:</w:t>
-      </w:r>
-      <w:r>
-        <w:t xml:space="preserve"> Sakura Lounge, September 1–3, 2026 </w:t>
-      </w:r>
-      <w:r>
-        <w:rPr>
-          <w:rFonts w:hint="eastAsia"/>
-        </w:rPr>
-        <w:t xml:space="preserve">／</w:t>
-      </w:r>
-      <w:r>
-        <w:t xml:space="preserve"> コアタイム: September 2, 13:00–15:00</w:t>
-      </w:r>
-    </w:p>
-    <w:p>
-      <w:pPr>
-        <w:pStyle w:val="BodyText"/>
+        <w:pStyle w:val="BlockText"/>
+      </w:pPr>
+      <w:r>
+        <w:rPr>
+          <w:rFonts w:hint="eastAsia"/>
+          <w:b/>
+          <w:bCs/>
+        </w:rPr>
+        <w:t xml:space="preserve">前提訂正（2026-08-23）</w:t>
+      </w:r>
+      <w:r>
+        <w:t xml:space="preserve">: </w:t>
+      </w:r>
+      <w:r>
+        <w:rPr>
+          <w:rFonts w:hint="eastAsia"/>
+        </w:rPr>
+        <w:t xml:space="preserve">本発表の採択形式は</w:t>
+      </w:r>
+      <w:r>
+        <w:rPr>
+          <w:rFonts w:hint="eastAsia"/>
+          <w:b/>
+          <w:bCs/>
+        </w:rPr>
+        <w:t xml:space="preserve">ポスターではなく口頭発表</w:t>
+      </w:r>
+      <w:r>
+        <w:rPr>
+          <w:rFonts w:hint="eastAsia"/>
+        </w:rPr>
+        <w:t xml:space="preserve">（Regular</w:t>
+      </w:r>
+      <w:r>
+        <w:t xml:space="preserve"> </w:t>
+      </w:r>
+      <w:r>
+        <w:rPr>
+          <w:rFonts w:hint="eastAsia"/>
+        </w:rPr>
+        <w:t xml:space="preserve">Talk）である。</w:t>
+      </w:r>
+      <w:r>
+        <w:t xml:space="preserve"> </w:t>
+      </w:r>
+      <w:r>
+        <w:rPr>
+          <w:b/>
+          <w:bCs/>
+        </w:rPr>
+        <w:t xml:space="preserve">2026-09-02 </w:t>
+      </w:r>
+      <w:r>
+        <w:rPr>
+          <w:rFonts w:hint="eastAsia"/>
+          <w:b/>
+          <w:bCs/>
+        </w:rPr>
+        <w:t xml:space="preserve">13:30–14:00、Himawari、発表20分＋質疑5分、英語</w:t>
+      </w:r>
+      <w:r>
+        <w:rPr>
+          <w:rFonts w:hint="eastAsia"/>
+        </w:rPr>
+        <w:t xml:space="preserve">。根拠は主催者メール3通と公式</w:t>
+      </w:r>
+      <w:r>
+        <w:t xml:space="preserve"> </w:t>
+      </w:r>
+      <w:r>
+        <w:rPr>
+          <w:rFonts w:hint="eastAsia"/>
+        </w:rPr>
+        <w:t xml:space="preserve">スケジュール（</w:t>
+      </w:r>
+      <w:r>
+        <w:rPr>
+          <w:rStyle w:val="VerbatimChar"/>
+        </w:rPr>
+        <w:t xml:space="preserve">schedule.json</w:t>
+      </w:r>
+      <w:r>
+        <w:t xml:space="preserve"> </w:t>
+      </w:r>
+      <w:r>
+        <w:rPr>
+          <w:rFonts w:hint="eastAsia"/>
+        </w:rPr>
+        <w:t xml:space="preserve">v0.27）で、記録は</w:t>
+      </w:r>
+      <w:r>
+        <w:t xml:space="preserve"> Issue #6 #issuecomment-5385220162 および</w:t>
+      </w:r>
+      <w:r>
+        <w:t xml:space="preserve"> </w:t>
+      </w:r>
+      <w:r>
+        <w:rPr>
+          <w:rStyle w:val="VerbatimChar"/>
+        </w:rPr>
+        <w:t xml:space="preserve">docs/posters/exp002_kitagi_foss4g2026_proposal.md</w:t>
+      </w:r>
+      <w:r>
+        <w:rPr>
+          <w:rFonts w:hint="eastAsia"/>
+        </w:rPr>
+        <w:t xml:space="preserve">「発表形式（2026-08-23</w:t>
+      </w:r>
+      <w:r>
+        <w:t xml:space="preserve"> </w:t>
+      </w:r>
+      <w:r>
+        <w:rPr>
+          <w:rFonts w:hint="eastAsia"/>
+        </w:rPr>
+        <w:t xml:space="preserve">確定）」を参照。</w:t>
+      </w:r>
+      <w:r>
+        <w:t xml:space="preserve"> </w:t>
+      </w:r>
+      <w:r>
+        <w:rPr>
+          <w:rFonts w:hint="eastAsia"/>
+        </w:rPr>
+        <w:t xml:space="preserve">ポスター掲出・コアタイムを前提とした本書の運用記述は</w:t>
+      </w:r>
+      <w:r>
+        <w:rPr>
+          <w:rFonts w:hint="eastAsia"/>
+          <w:b/>
+          <w:bCs/>
+        </w:rPr>
+        <w:t xml:space="preserve">廃止</w:t>
+      </w:r>
+      <w:r>
+        <w:rPr>
+          <w:rFonts w:hint="eastAsia"/>
+        </w:rPr>
+        <w:t xml:space="preserve">した（§5</w:t>
+      </w:r>
+      <w:r>
+        <w:t xml:space="preserve"> </w:t>
+      </w:r>
+      <w:r>
+        <w:rPr>
+          <w:rFonts w:hint="eastAsia"/>
+        </w:rPr>
+        <w:t xml:space="preserve">参照）。</w:t>
+      </w:r>
+    </w:p>
+    <w:p>
+      <w:pPr>
+        <w:pStyle w:val="BlockText"/>
+      </w:pPr>
+      <w:r>
+        <w:rPr>
+          <w:rFonts w:hint="eastAsia"/>
+        </w:rPr>
+        <w:t xml:space="preserve">本書のうち引き続き有効なのは、チートシート（§0）・30秒版・2〜3分版・5分版（廊下や休憩時間の</w:t>
+      </w:r>
+      <w:r>
+        <w:t xml:space="preserve"> </w:t>
+      </w:r>
+      <w:r>
+        <w:rPr>
+          <w:rFonts w:hint="eastAsia"/>
+        </w:rPr>
+        <w:t xml:space="preserve">会話用）・定型フレーズ・出典である。スライドの正本は</w:t>
+      </w:r>
+      <w:r>
+        <w:t xml:space="preserve"> </w:t>
+      </w:r>
+      <w:r>
+        <w:rPr>
+          <w:rStyle w:val="VerbatimChar"/>
+        </w:rPr>
+        <w:t xml:space="preserve">docs/presentations/exp002_kitagi_foss4g2026_presentation.md</w:t>
+      </w:r>
+      <w:r>
+        <w:rPr>
+          <w:rFonts w:hint="eastAsia"/>
+        </w:rPr>
+        <w:t xml:space="preserve">、発表後の質疑には</w:t>
+      </w:r>
+      <w:r>
+        <w:t xml:space="preserve"> </w:t>
+      </w:r>
+      <w:r>
+        <w:rPr>
+          <w:rStyle w:val="VerbatimChar"/>
+        </w:rPr>
+        <w:t xml:space="preserve">exp002_kitagi_foss4g2026_qa.md</w:t>
+      </w:r>
+      <w:r>
+        <w:t xml:space="preserve"> </w:t>
+      </w:r>
+      <w:r>
+        <w:rPr>
+          <w:rFonts w:hint="eastAsia"/>
+        </w:rPr>
+        <w:t xml:space="preserve">を使う。</w:t>
+      </w:r>
+    </w:p>
+    <w:p>
+      <w:pPr>
+        <w:pStyle w:val="FirstParagraph"/>
       </w:pPr>
       <w:r>
         <w:rPr>
@@ -3598,6 +3780,80 @@
     </w:p>
     <w:p>
       <w:pPr>
+        <w:pStyle w:val="FirstParagraph"/>
+      </w:pPr>
+      <w:r>
+        <w:rPr>
+          <w:rFonts w:hint="eastAsia"/>
+          <w:b/>
+          <w:bCs/>
+        </w:rPr>
+        <w:t xml:space="preserve">廃止した記述（2026-08-23）</w:t>
+      </w:r>
+      <w:r>
+        <w:t xml:space="preserve">: </w:t>
+      </w:r>
+      <w:r>
+        <w:rPr>
+          <w:rFonts w:hint="eastAsia"/>
+        </w:rPr>
+        <w:t xml:space="preserve">旧版はポスター掲出（Sakura</w:t>
+      </w:r>
+      <w:r>
+        <w:t xml:space="preserve"> </w:t>
+      </w:r>
+      <w:r>
+        <w:rPr>
+          <w:rFonts w:hint="eastAsia"/>
+        </w:rPr>
+        <w:t xml:space="preserve">Lounge、9月1〜3日）とコアタイム（9月2日</w:t>
+      </w:r>
+      <w:r>
+        <w:t xml:space="preserve"> </w:t>
+      </w:r>
+      <w:r>
+        <w:rPr>
+          <w:rFonts w:hint="eastAsia"/>
+        </w:rPr>
+        <w:t xml:space="preserve">13:00–15:00）を前提に、Himawari</w:t>
+      </w:r>
+      <w:r>
+        <w:t xml:space="preserve"> </w:t>
+      </w:r>
+      <w:r>
+        <w:rPr>
+          <w:rFonts w:hint="eastAsia"/>
+        </w:rPr>
+        <w:t xml:space="preserve">枠での在席要否を未確認事項としていた。採択形式が口頭発表と確定したため、これらの前提はすべて無効である。Himawari</w:t>
+      </w:r>
+      <w:r>
+        <w:t xml:space="preserve"> </w:t>
+      </w:r>
+      <w:r>
+        <w:rPr>
+          <w:rFonts w:hint="eastAsia"/>
+        </w:rPr>
+        <w:t xml:space="preserve">枠は本発表そのものの登壇枠であり、在席要否という論点は存在しない。</w:t>
+      </w:r>
+    </w:p>
+    <w:p>
+      <w:pPr>
+        <w:pStyle w:val="BodyText"/>
+      </w:pPr>
+      <w:r>
+        <w:rPr>
+          <w:rFonts w:hint="eastAsia"/>
+          <w:b/>
+          <w:bCs/>
+        </w:rPr>
+        <w:t xml:space="preserve">現行の運用</w:t>
+      </w:r>
+      <w:r>
+        <w:t xml:space="preserve">:</w:t>
+      </w:r>
+    </w:p>
+    <w:p>
+      <w:pPr>
         <w:pStyle w:val="Compact"/>
         <w:numPr>
           <w:ilvl w:val="0"/>
@@ -3605,7 +3861,10 @@
         </w:numPr>
       </w:pPr>
       <w:r>
-        <w:t xml:space="preserve">コアタイムは</w:t>
+        <w:rPr>
+          <w:rFonts w:hint="eastAsia"/>
+        </w:rPr>
+        <w:t xml:space="preserve">登壇は</w:t>
       </w:r>
       <w:r>
         <w:t xml:space="preserve"> </w:t>
@@ -3623,36 +3882,13 @@
           <w:b/>
           <w:bCs/>
         </w:rPr>
-        <w:t xml:space="preserve"> </w:t>
-      </w:r>
-      <w:r>
-        <w:rPr>
-          <w:rFonts w:hint="eastAsia"/>
-          <w:b/>
-          <w:bCs/>
-        </w:rPr>
-        <w:t xml:space="preserve">13:00–15:00（Sakura</w:t>
-      </w:r>
-      <w:r>
-        <w:rPr>
-          <w:b/>
-          <w:bCs/>
-        </w:rPr>
-        <w:t xml:space="preserve"> </w:t>
-      </w:r>
-      <w:r>
-        <w:rPr>
-          <w:rFonts w:hint="eastAsia"/>
-          <w:b/>
-          <w:bCs/>
-        </w:rPr>
-        <w:t xml:space="preserve">Lounge）</w:t>
-      </w:r>
-      <w:r>
-        <w:rPr>
-          <w:rFonts w:hint="eastAsia"/>
-        </w:rPr>
-        <w:t xml:space="preserve">。この時間帯を基準に説明を組む。</w:t>
+        <w:t xml:space="preserve"> 13:30–14:00、Himawari</w:t>
+      </w:r>
+      <w:r>
+        <w:rPr>
+          <w:rFonts w:hint="eastAsia"/>
+        </w:rPr>
+        <w:t xml:space="preserve">。発表20分・質疑5分・入替5分。使用言語は英語</w:t>
       </w:r>
     </w:p>
     <w:p>
@@ -3667,48 +3903,16 @@
         <w:rPr>
           <w:rFonts w:hint="eastAsia"/>
         </w:rPr>
-        <w:t xml:space="preserve">Pretalx上の</w:t>
-      </w:r>
-      <w:r>
-        <w:t xml:space="preserve"> </w:t>
-      </w:r>
-      <w:r>
-        <w:rPr>
-          <w:rFonts w:hint="eastAsia"/>
-        </w:rPr>
-        <w:t xml:space="preserve">9月2日</w:t>
-      </w:r>
-      <w:r>
-        <w:t xml:space="preserve"> </w:t>
-      </w:r>
-      <w:r>
-        <w:rPr>
-          <w:rFonts w:hint="eastAsia"/>
-        </w:rPr>
-        <w:t xml:space="preserve">13:30–14:00（Himawari）は本ポスターの掲載枠。</w:t>
-      </w:r>
-      <w:r>
-        <w:rPr>
-          <w:rFonts w:hint="eastAsia"/>
-          <w:b/>
-          <w:bCs/>
-        </w:rPr>
-        <w:t xml:space="preserve">その枠での物理的在席が必要かは主催者未確認</w:t>
-      </w:r>
-      <w:r>
-        <w:rPr>
-          <w:rFonts w:hint="eastAsia"/>
-        </w:rPr>
-        <w:t xml:space="preserve">（Issue</w:t>
-      </w:r>
-      <w:r>
-        <w:t xml:space="preserve"> #6 </w:t>
-      </w:r>
-      <w:r>
-        <w:rPr>
-          <w:rFonts w:hint="eastAsia"/>
-        </w:rPr>
-        <w:t xml:space="preserve">の発注前確認事項）。確認が取れるまで、聴衆に「別会場でのトークがある」とは言わない。</w:t>
+        <w:t xml:space="preserve">本書の30秒版・2〜3分版・5分版は、廊下・休憩時間・懇親会での会話用として使う。登壇本体のスクリプトは</w:t>
+      </w:r>
+      <w:r>
+        <w:t xml:space="preserve"> </w:t>
+      </w:r>
+      <w:r>
+        <w:rPr>
+          <w:rStyle w:val="VerbatimChar"/>
+        </w:rPr>
+        <w:t xml:space="preserve">docs/presentations/exp002_kitagi_foss4g2026_presentation_speaker_notes.md</w:t>
       </w:r>
     </w:p>
     <w:p>
@@ -3723,7 +3927,19 @@
         <w:rPr>
           <w:rFonts w:hint="eastAsia"/>
         </w:rPr>
-        <w:t xml:space="preserve">30秒版は暗記、2〜3分版は流れを暗記して言い回しは即興、5分版は本紙を手元に置く運用を想定。</w:t>
+        <w:t xml:space="preserve">登壇後の質疑5分には想定問答（</w:t>
+      </w:r>
+      <w:r>
+        <w:rPr>
+          <w:rStyle w:val="VerbatimChar"/>
+        </w:rPr>
+        <w:t xml:space="preserve">exp002_kitagi_foss4g2026_qa.md</w:t>
+      </w:r>
+      <w:r>
+        <w:rPr>
+          <w:rFonts w:hint="eastAsia"/>
+        </w:rPr>
+        <w:t xml:space="preserve">）を使う。スマートフォンで開ける状態にしておく</w:t>
       </w:r>
     </w:p>
     <w:p>
@@ -3738,19 +3954,16 @@
         <w:rPr>
           <w:rFonts w:hint="eastAsia"/>
         </w:rPr>
-        <w:t xml:space="preserve">想定問答（</w:t>
-      </w:r>
-      <w:r>
-        <w:rPr>
-          <w:rStyle w:val="VerbatimChar"/>
-        </w:rPr>
-        <w:t xml:space="preserve">exp002_kitagi_foss4g2026_qa.md</w:t>
-      </w:r>
-      <w:r>
-        <w:rPr>
-          <w:rFonts w:hint="eastAsia"/>
-        </w:rPr>
-        <w:t xml:space="preserve">）はスマートフォンで開ける状態にしておく。</w:t>
+        <w:t xml:space="preserve">同日</w:t>
+      </w:r>
+      <w:r>
+        <w:t xml:space="preserve"> 17:30 </w:t>
+      </w:r>
+      <w:r>
+        <w:rPr>
+          <w:rFonts w:hint="eastAsia"/>
+        </w:rPr>
+        <w:t xml:space="preserve">に別会場（Dahlia1）で別発表があるため、質疑後の移動時間を確保する</w:t>
       </w:r>
     </w:p>
     <w:p>
@@ -7860,7 +8073,7 @@
         <w:t xml:space="preserve"> </w:t>
       </w:r>
       <w:r>
-        <w:t xml:space="preserve">Our largest detected polygon is a strong candidate for the former Imaoka quarry known locally as "Kitagi no Keirin": OpenStreetMap places that named quarry 37 m from it</w:t>
+        <w:t xml:space="preserve">Our largest detected polygon overlaps the OpenStreetMap feature named as the former Imaoka quarry, known locally as "Kitagi no Keirin"</w:t>
       </w:r>
       <w:r>
         <w:t xml:space="preserve"> </w:t>
@@ -7872,7 +8085,7 @@
         <w:t xml:space="preserve">[report]</w:t>
       </w:r>
       <w:r>
-        <w:t xml:space="preserve">. Seven other named quarry sites in OSM also sit 3 to 39 m from a detected polygon. OSM is community-contributed data rather than ground truth, so I'd call these plausible correspondences awaiting a GPS check on site.</w:t>
+        <w:t xml:space="preserve">. All seven named quarry features in OSM here overlap a detected polygon. OSM is community-contributed data, not ground truth, so I call these candidates for on-site confirmation rather than identifications — I plan to record GPS, direction and time at the site.</w:t>
       </w:r>
     </w:p>
     <w:p>
@@ -7897,16 +8110,7 @@
         <w:rPr>
           <w:rFonts w:hint="eastAsia"/>
         </w:rPr>
-        <w:t xml:space="preserve">検出最大ポリゴンが、旧今岡石材の丁場跡「北木の桂林」の有力な候補です。OSM上の同名の丁場跡が37</w:t>
-      </w:r>
-      <w:r>
-        <w:t xml:space="preserve"> </w:t>
-      </w:r>
-      <w:r>
-        <w:rPr>
-          <w:rFonts w:hint="eastAsia"/>
-        </w:rPr>
-        <w:t xml:space="preserve">mの距離にあります</w:t>
+        <w:t xml:space="preserve">検出最大ポリゴンは、OSM上で旧今岡石材の丁場跡「北木の桂林」として登録されている地物と重なっています</w:t>
       </w:r>
       <w:r>
         <w:t xml:space="preserve"> </w:t>
@@ -7922,16 +8126,7 @@
         <w:rPr>
           <w:rFonts w:hint="eastAsia"/>
         </w:rPr>
-        <w:t xml:space="preserve">。他にも名前付きの丁場跡・採石場7件が、検出ポリゴンから3〜39</w:t>
-      </w:r>
-      <w:r>
-        <w:t xml:space="preserve"> </w:t>
-      </w:r>
-      <w:r>
-        <w:rPr>
-          <w:rFonts w:hint="eastAsia"/>
-        </w:rPr>
-        <w:t xml:space="preserve">mの範囲にあります。ただしOSMはコミュニティ寄稿データで正解データではないので、現地でのGPS確認待ちの「妥当な対応」と言うにとどめます。</w:t>
+        <w:t xml:space="preserve">。この範囲にある名前付きの採石場・丁場跡地物7件は、いずれも検出ポリゴンと重なります。ただしOSMはコミュニティ寄稿データで正解データではないので、同定ではなく「現地確認の候補」と言うにとどめます。現地でGPS・撮影方向・撮影時刻を記録する予定です。</w:t>
       </w:r>
     </w:p>
     <w:p>

--- a/docs/posters/exp002_kitagi_foss4g2026_talk_materials.docx
+++ b/docs/posters/exp002_kitagi_foss4g2026_talk_materials.docx
@@ -3235,7 +3235,7 @@
         <w:t xml:space="preserve">nine pixels</w:t>
       </w:r>
       <w:r>
-        <w:t xml:space="preserve">. Nine. So in this scene the water candidates and the vegetated areas barely overlapped in this granite-dominated landscape. That hypothesis is rejected, and I keep the mask as a low-cost safeguard for transferring the workflow to greener islands.</w:t>
+        <w:t xml:space="preserve">. Nine. So in this scene the water candidates and the vegetated areas barely overlapped in this granite-dominated landscape. The mask's additional effect on the candidate layer was very small here, and whether it changed accuracy I cannot say — there's no ground truth in this study. I keep the mask as a low-cost safeguard for transferring the workflow to greener islands.</w:t>
       </w:r>
     </w:p>
     <w:p>
@@ -3278,7 +3278,7 @@
         <w:rPr>
           <w:rFonts w:hint="eastAsia"/>
         </w:rPr>
-        <w:t xml:space="preserve">です。9です。つまり花崗岩が卓越するこのシーンでは、水域候補と高NDVI植生域の重複がほとんどなかったということです。この仮説は棄却されました。マスクは、より緑の多い島へワークフローを展開するときの低コストな安全策として残しています。</w:t>
+        <w:t xml:space="preserve">です。9です。つまり花崗岩が卓越するこのシーンでは、水域候補と高NDVI植生域の重複がほとんどなかったということです。候補マスクへの追加効果はこのシーンでは非常に小さく、精度に効いたかどうかは正解データがないため言えません。マスクは、より緑の多い島へワークフローを展開するときの低コストな安全策として残しています。</w:t>
       </w:r>
     </w:p>
     <w:bookmarkEnd w:id="36"/>
@@ -4145,7 +4145,7 @@
               <w:rPr>
                 <w:rFonts w:hint="eastAsia"/>
               </w:rPr>
-              <w:t xml:space="preserve">NDVIマスク仮説の棄却（9</w:t>
+              <w:t xml:space="preserve">NDVIマスクの候補への追加効果（9</w:t>
             </w:r>
             <w:r>
               <w:t xml:space="preserve"> </w:t>
@@ -4154,7 +4154,7 @@
               <w:rPr>
                 <w:rFonts w:hint="eastAsia"/>
               </w:rPr>
-              <w:t xml:space="preserve">px）</w:t>
+              <w:t xml:space="preserve">px、精度への効果は未評価）</w:t>
             </w:r>
           </w:p>
         </w:tc>
@@ -4460,13 +4460,22 @@
     </w:p>
     <w:bookmarkEnd w:id="45"/>
     <w:bookmarkEnd w:id="46"/>
-    <w:bookmarkStart w:id="92" w:name="foss4g-hiroshima-2026-ポスター-想定問答集英日併記"/>
+    <w:bookmarkStart w:id="92" w:name="foss4g-hiroshima-2026-口頭発表-想定問答集英日併記"/>
     <w:p>
       <w:pPr>
         <w:pStyle w:val="Heading2"/>
       </w:pPr>
       <w:r>
-        <w:t xml:space="preserve">FOSS4G Hiroshima 2026 ポスター </w:t>
+        <w:t xml:space="preserve">FOSS4G Hiroshima 2026 </w:t>
+      </w:r>
+      <w:r>
+        <w:rPr>
+          <w:rFonts w:hint="eastAsia"/>
+        </w:rPr>
+        <w:t xml:space="preserve">口頭発表</w:t>
+      </w:r>
+      <w:r>
+        <w:t xml:space="preserve"> </w:t>
       </w:r>
       <w:r>
         <w:rPr>
@@ -4483,22 +4492,25 @@
         <w:rPr>
           <w:rFonts w:hint="eastAsia"/>
         </w:rPr>
-        <w:t xml:space="preserve">対象ポスター:</w:t>
-      </w:r>
-      <w:r>
-        <w:t xml:space="preserve"> </w:t>
-      </w:r>
-      <w:r>
-        <w:rPr>
-          <w:rStyle w:val="VerbatimChar"/>
-        </w:rPr>
-        <w:t xml:space="preserve">exp002_kitagi_quarry_foss4g2026_poster.pdf</w:t>
-      </w:r>
-      <w:r>
-        <w:t xml:space="preserve"> </w:t>
-      </w:r>
-      <w:r>
-        <w:t xml:space="preserve">—</w:t>
+        <w:t xml:space="preserve">対象発表:</w:t>
+      </w:r>
+      <w:r>
+        <w:t xml:space="preserve"> FOSS4G 2026 Hiroshima </w:t>
+      </w:r>
+      <w:r>
+        <w:rPr>
+          <w:rFonts w:hint="eastAsia"/>
+        </w:rPr>
+        <w:t xml:space="preserve">口頭発表（Regular</w:t>
+      </w:r>
+      <w:r>
+        <w:t xml:space="preserve"> Talk、2026-09-02 </w:t>
+      </w:r>
+      <w:r>
+        <w:rPr>
+          <w:rFonts w:hint="eastAsia"/>
+        </w:rPr>
+        <w:t xml:space="preserve">13:30–14:00、Himawari、発表20分＋質疑5分、英語）—</w:t>
       </w:r>
       <w:r>
         <w:t xml:space="preserve"> </w:t>
@@ -4525,6 +4537,47 @@
         <w:rPr>
           <w:rFonts w:hint="eastAsia"/>
         </w:rPr>
+        <w:t xml:space="preserve">主張境界（数値の階層・許容表現の範囲）はポスター内容契約</w:t>
+      </w:r>
+      <w:r>
+        <w:t xml:space="preserve"> </w:t>
+      </w:r>
+      <w:r>
+        <w:rPr>
+          <w:rStyle w:val="VerbatimChar"/>
+        </w:rPr>
+        <w:t xml:space="preserve">exp002_kitagi_quarry_foss4g2026_poster_content.md</w:t>
+      </w:r>
+      <w:r>
+        <w:t xml:space="preserve"> </w:t>
+      </w:r>
+      <w:r>
+        <w:rPr>
+          <w:rFonts w:hint="eastAsia"/>
+        </w:rPr>
+        <w:t xml:space="preserve">に定義されたものであり、本発表（口頭発表）にもそのまま適用される。以下の「根拠」欄がポスターの節番号を指す箇所は、この内容契約およびポスター本体（</w:t>
+      </w:r>
+      <w:r>
+        <w:rPr>
+          <w:rStyle w:val="VerbatimChar"/>
+        </w:rPr>
+        <w:t xml:space="preserve">exp002_kitagi_quarry_foss4g2026_poster.pdf</w:t>
+      </w:r>
+      <w:r>
+        <w:rPr>
+          <w:rFonts w:hint="eastAsia"/>
+        </w:rPr>
+        <w:t xml:space="preserve">）への出典表示である。</w:t>
+      </w:r>
+    </w:p>
+    <w:p>
+      <w:pPr>
+        <w:pStyle w:val="BodyText"/>
+      </w:pPr>
+      <w:r>
+        <w:rPr>
+          <w:rFonts w:hint="eastAsia"/>
+        </w:rPr>
         <w:t xml:space="preserve">口頭説明スクリプトは</w:t>
       </w:r>
       <w:r>
@@ -4540,7 +4593,7 @@
         <w:rPr>
           <w:rFonts w:hint="eastAsia"/>
         </w:rPr>
-        <w:t xml:space="preserve">。コアタイム中はスマートフォンで本ファイルを開ける状態にしておく。</w:t>
+        <w:t xml:space="preserve">。質疑応答中はスマートフォンで本ファイルを開ける状態にしておく。</w:t>
       </w:r>
     </w:p>
     <w:p>
@@ -4619,7 +4672,7 @@
           <w:b/>
           <w:bCs/>
         </w:rPr>
-        <w:t xml:space="preserve">ポスターに掲載されている値すべて</w:t>
+        <w:t xml:space="preserve">ポスター内容契約に掲載されている値すべて</w:t>
       </w:r>
       <w:r>
         <w:rPr>
@@ -4652,7 +4705,7 @@
         <w:rPr>
           <w:rFonts w:hint="eastAsia"/>
         </w:rPr>
-        <w:t xml:space="preserve">はポスターに無く報告書のみに基づく補足値で、同一行に</w:t>
+        <w:t xml:space="preserve">はその内容契約に無く報告書のみに基づく補足値で、同一行に</w:t>
       </w:r>
       <w:r>
         <w:t xml:space="preserve"> </w:t>
@@ -4686,7 +4739,7 @@
         <w:rPr>
           <w:rFonts w:hint="eastAsia"/>
         </w:rPr>
-        <w:t xml:space="preserve">を付し、口頭で出す際は「ポスターには載せていない報告書の値」と添える。Tier</w:t>
+        <w:t xml:space="preserve">を付し、口頭で出す際は「発表では述べていない報告書の値」と添える。Tier</w:t>
       </w:r>
       <w:r>
         <w:t xml:space="preserve"> </w:t>
@@ -5029,7 +5082,7 @@
         <w:t xml:space="preserve"> </w:t>
       </w:r>
       <w:r>
-        <w:t xml:space="preserve">Fair point, and the poster states it: B11 is natively 20 metres and I resample it bilinearly to the 10-metre grid. So the analysis grid is 10 metres, but the MNDWI information content is 20-metre. NDWI and NDVI use only native 10-metre bands.</w:t>
+        <w:t xml:space="preserve">Fair point, and I say so directly in the talk: B11 is natively 20 metres and I resample it bilinearly to the 10-metre grid. So the analysis grid is 10 metres, but the MNDWI information content is 20-metre. NDWI and NDVI use only native 10-metre bands.</w:t>
       </w:r>
     </w:p>
     <w:p>
@@ -5054,7 +5107,7 @@
         <w:rPr>
           <w:rFonts w:hint="eastAsia"/>
         </w:rPr>
-        <w:t xml:space="preserve">正当な指摘で、ポスターにも明記しています。B11はネイティブ20</w:t>
+        <w:t xml:space="preserve">正当な指摘で、発表の中でも明言しています。B11はネイティブ20</w:t>
       </w:r>
       <w:r>
         <w:t xml:space="preserve"> </w:t>
@@ -5307,7 +5360,7 @@
         <w:t xml:space="preserve"> </w:t>
       </w:r>
       <w:r>
-        <w:t xml:space="preserve">Honestly, not in this scene — that was my third hypothesis and it was rejected. The vegetation mask itself covered a large area</w:t>
+        <w:t xml:space="preserve">It changed very little in this scene. The vegetation mask covered 72,636 pixels</w:t>
       </w:r>
       <w:r>
         <w:t xml:space="preserve"> </w:t>
@@ -5316,10 +5369,10 @@
         <w:rPr>
           <w:rStyle w:val="VerbatimChar"/>
         </w:rPr>
-        <w:t xml:space="preserve">[report: 72,636 px]</w:t>
-      </w:r>
-      <w:r>
-        <w:t xml:space="preserve">, but it barely overlapped the water candidates, so only 9 pixels changed. I keep it as a low-cost safeguard: it will matter when the workflow moves to greener islands.</w:t>
+        <w:t xml:space="preserve">[report]</w:t>
+      </w:r>
+      <w:r>
+        <w:t xml:space="preserve">, but only nine overlapped the water candidates. Without field validation, I cannot say whether those nine pixels improved accuracy. I keep the mask as a low-cost safeguard because it may matter more on greener islands.</w:t>
       </w:r>
     </w:p>
     <w:p>
@@ -5344,7 +5397,7 @@
         <w:rPr>
           <w:rFonts w:hint="eastAsia"/>
         </w:rPr>
-        <w:t xml:space="preserve">正直に言えば、このシーンでは意味がありませんでした。3番目の仮説として立て、棄却されました。植生マスク自体は広い面積を覆っています</w:t>
+        <w:t xml:space="preserve">このシーンでは変化はごくわずかでした。植生マスクは72,636ピクセルを覆っていましたが</w:t>
       </w:r>
       <w:r>
         <w:t xml:space="preserve"> </w:t>
@@ -5354,22 +5407,13 @@
           <w:rStyle w:val="VerbatimChar"/>
           <w:rFonts w:hint="eastAsia"/>
         </w:rPr>
-        <w:t xml:space="preserve">[報告書:</w:t>
-      </w:r>
-      <w:r>
-        <w:rPr>
-          <w:rStyle w:val="VerbatimChar"/>
-        </w:rPr>
-        <w:t xml:space="preserve"> 72,636 px]</w:t>
-      </w:r>
-      <w:r>
-        <w:t xml:space="preserve"> </w:t>
-      </w:r>
-      <w:r>
-        <w:rPr>
-          <w:rFonts w:hint="eastAsia"/>
-        </w:rPr>
-        <w:t xml:space="preserve">が、水域候補との重複がほとんどなく、変化したのは9ピクセルだけでした。低コストな安全策として残しています。より緑の多い島へ展開するときには効くはずです。</w:t>
+        <w:t xml:space="preserve">[報告書]</w:t>
+      </w:r>
+      <w:r>
+        <w:rPr>
+          <w:rFonts w:hint="eastAsia"/>
+        </w:rPr>
+        <w:t xml:space="preserve">、水域候補と重複したのは9ピクセルのみです。現地検証がないため、その9ピクセルが精度を改善したかどうかは言えません。候補マスクへの追加効果は小さかったが、精度への効果は評価できません。低コストな安全策として残しています。より緑の多い島では効く可能性があります。</w:t>
       </w:r>
     </w:p>
     <w:p>
@@ -5402,7 +5446,7 @@
         <w:rPr>
           <w:rFonts w:hint="eastAsia"/>
         </w:rPr>
-        <w:t xml:space="preserve">4.2（表4-2）、5.1（仮説3は棄却）</w:t>
+        <w:t xml:space="preserve">4.2（表4-2）、5.1（仮説3の検証。精度への効果は未評価）</w:t>
       </w:r>
     </w:p>
     <w:p>
@@ -6464,7 +6508,7 @@
         <w:t xml:space="preserve"> </w:t>
       </w:r>
       <w:r>
-        <w:t xml:space="preserve">Unknown — that's exactly the limitation on the poster. Natural ponds, reservoirs, shadows and dark rock can all pass a negative threshold. Until we check them in the field, every polygon is a candidate.</w:t>
+        <w:t xml:space="preserve">Unknown — that's exactly the limitation I state in the talk. Natural ponds, reservoirs, shadows and dark rock can all pass a negative threshold. Until we check them in the field, every polygon is a candidate.</w:t>
       </w:r>
     </w:p>
     <w:p>
@@ -6489,7 +6533,7 @@
         <w:rPr>
           <w:rFonts w:hint="eastAsia"/>
         </w:rPr>
-        <w:t xml:space="preserve">不明です。これはポスターに書いた限界そのものです。自然の池沼、ため池、影、暗い岩肌はいずれも負の閾値を通り得ます。現地で確認するまで、すべてのポリゴンは候補です。</w:t>
+        <w:t xml:space="preserve">不明です。これは発表で述べた限界そのものです。自然の池沼、ため池、影、暗い岩肌はいずれも負の閾値を通り得ます。現地で確認するまで、すべてのポリゴンは候補です。</w:t>
       </w:r>
     </w:p>
     <w:p>
@@ -7149,7 +7193,7 @@
         <w:t xml:space="preserve"> </w:t>
       </w:r>
       <w:r>
-        <w:t xml:space="preserve">I don't have them. There is no validated reference set for this island, so computing precision and recall would be fabrication. That is the single biggest gap in this work and the reason the poster says "candidates".</w:t>
+        <w:t xml:space="preserve">I don't have them. There is no validated reference set for this island, so computing precision and recall would not be valid. That is the single biggest gap in this work and the reason this talk says "candidates".</w:t>
       </w:r>
     </w:p>
     <w:p>
@@ -7174,7 +7218,7 @@
         <w:rPr>
           <w:rFonts w:hint="eastAsia"/>
         </w:rPr>
-        <w:t xml:space="preserve">ありません。この島には検証済みの参照データセットが存在しないため、適合率・再現率を出すと捏造になります。これが本研究の最大の欠落で、ポスターが「候補」と書いている理由です。</w:t>
+        <w:t xml:space="preserve">ありません。この島には検証済みの参照データセットが存在しないため、適合率・再現率を算出しても妥当な値にはなりません。これが本研究の最大の欠落で、本発表が「候補」と述べている理由です。</w:t>
       </w:r>
     </w:p>
     <w:p>
@@ -7476,13 +7520,13 @@
         <w:t xml:space="preserve">春季結果の再現性</w:t>
       </w:r>
     </w:p>
-    <w:bookmarkStart w:id="72" w:name="Xf9d7b35978f3a145e147b89cdfaee981a498f99"/>
+    <w:bookmarkStart w:id="72" w:name="X07eb87bb2deac0d81152ba9cda0c594ae9f16e7"/>
     <w:p>
       <w:pPr>
         <w:pStyle w:val="Heading4"/>
       </w:pPr>
       <w:r>
-        <w:t xml:space="preserve">Q6-1. Why does the poster say the spring configuration is "not preserved"?</w:t>
+        <w:t xml:space="preserve">Q6-1. Why does the talk say the spring configuration is "not preserved"?</w:t>
       </w:r>
     </w:p>
     <w:p>
@@ -7637,13 +7681,13 @@
       </w:r>
     </w:p>
     <w:bookmarkEnd w:id="72"/>
-    <w:bookmarkStart w:id="73" w:name="X8d7f4d8bac6577cb98f39ce3e585a468a858ef6"/>
+    <w:bookmarkStart w:id="73" w:name="Xc1e2cc1c200a098896cecdafc1e63328ae9ac5e"/>
     <w:p>
       <w:pPr>
         <w:pStyle w:val="Heading4"/>
       </w:pPr>
       <w:r>
-        <w:t xml:space="preserve">Q6-2. Then why keep 113 on the poster at all?</w:t>
+        <w:t xml:space="preserve">Q6-2. Then why keep 113 in the talk at all?</w:t>
       </w:r>
     </w:p>
     <w:p>
@@ -7668,7 +7712,7 @@
         <w:rPr>
           <w:rFonts w:hint="eastAsia"/>
         </w:rPr>
-        <w:t xml:space="preserve">ならばなぜ113をポスターに残しているのですか。</w:t>
+        <w:t xml:space="preserve">ならばなぜ113を発表に残しているのですか。</w:t>
       </w:r>
     </w:p>
     <w:p>
@@ -7690,7 +7734,7 @@
         <w:t xml:space="preserve"> </w:t>
       </w:r>
       <w:r>
-        <w:t xml:space="preserve">Because 113 is the number in the report that this poster presents, and replacing it with an unreviewed recomputation would be a different claim. The poster states the reproducibility limit directly under the number, so the caveat travels with the figure.</w:t>
+        <w:t xml:space="preserve">Because 113 is the number in the report that this talk presents, and replacing it with an unreviewed recomputation would be a different claim. The slide labels it as reported, and I state the reproducibility limitation out loud whenever I give the number, so the caveat travels with the figure.</w:t>
       </w:r>
     </w:p>
     <w:p>
@@ -7715,7 +7759,7 @@
         <w:rPr>
           <w:rFonts w:hint="eastAsia"/>
         </w:rPr>
-        <w:t xml:space="preserve">113はこのポスターが提示している報告書の値であり、レビューを経ていない再計算値に差し替えるのは別の主張になってしまうからです。数値の直下に再現性の限界を明示しているので、注記は数値と一緒に読まれます。</w:t>
+        <w:t xml:space="preserve">113はこの発表が提示している報告書の値であり、レビューを経ていない再計算値に差し替えるのは別の主張になってしまうからです。スライドでは「報告値」と明示し、口頭でこの数値を出すときは必ず再現性の限界を添えるので、注記は数値と一緒に伝わります。</w:t>
       </w:r>
     </w:p>
     <w:p>
@@ -7733,22 +7777,49 @@
         <w:t xml:space="preserve">根拠:</w:t>
       </w:r>
       <w:r>
-        <w:t xml:space="preserve"> ポスター §5 </w:t>
-      </w:r>
-      <w:r>
-        <w:rPr>
-          <w:rFonts w:hint="eastAsia"/>
-        </w:rPr>
-        <w:t xml:space="preserve">注記、内容契約（Tier</w:t>
-      </w:r>
-      <w:r>
-        <w:t xml:space="preserve"> 1 </w:t>
-      </w:r>
-      <w:r>
-        <w:rPr>
-          <w:rFonts w:hint="eastAsia"/>
-        </w:rPr>
-        <w:t xml:space="preserve">のロック値）</w:t>
+        <w:t xml:space="preserve"> </w:t>
+      </w:r>
+      <w:r>
+        <w:rPr>
+          <w:rFonts w:hint="eastAsia"/>
+        </w:rPr>
+        <w:t xml:space="preserve">内容契約</w:t>
+      </w:r>
+      <w:r>
+        <w:t xml:space="preserve"> Slide </w:t>
+      </w:r>
+      <w:r>
+        <w:rPr>
+          <w:rFonts w:hint="eastAsia"/>
+        </w:rPr>
+        <w:t xml:space="preserve">6（</w:t>
+      </w:r>
+      <w:r>
+        <w:rPr>
+          <w:rStyle w:val="VerbatimChar"/>
+        </w:rPr>
+        <w:t xml:space="preserve">Spring 2025-03-23 — 113 polygons reported</w:t>
+      </w:r>
+      <w:r>
+        <w:t xml:space="preserve"> </w:t>
+      </w:r>
+      <w:r>
+        <w:t xml:space="preserve">と Required spoken </w:t>
+      </w:r>
+      <w:r>
+        <w:rPr>
+          <w:rFonts w:hint="eastAsia"/>
+        </w:rPr>
+        <w:t xml:space="preserve">content）、報告書</w:t>
+      </w:r>
+      <w:r>
+        <w:t xml:space="preserve"> 4.1 </w:t>
+      </w:r>
+      <w:r>
+        <w:rPr>
+          <w:rFonts w:hint="eastAsia"/>
+        </w:rPr>
+        <w:t xml:space="preserve">追記</w:t>
       </w:r>
     </w:p>
     <w:bookmarkEnd w:id="73"/>
@@ -7805,7 +7876,7 @@
         <w:t xml:space="preserve"> </w:t>
       </w:r>
       <w:r>
-        <w:t xml:space="preserve">Yes, fully. The 145 figure and the 9-pixel vegetation exclusion both reproduce from the current repository, and the poster figures are regenerated by a script that verifies those values before drawing.</w:t>
+        <w:t xml:space="preserve">Yes, fully. The 145 figure and the 9-pixel vegetation exclusion both reproduce from the current repository, and the figure-generation script raises an error before drawing if either value differs from the reported one.</w:t>
       </w:r>
     </w:p>
     <w:p>
@@ -7830,7 +7901,7 @@
         <w:rPr>
           <w:rFonts w:hint="eastAsia"/>
         </w:rPr>
-        <w:t xml:space="preserve">完全に再現できます。145件と植生マスクによる9ピクセルの除外は、いずれも現行リポジトリから再現されます。ポスターの図版は、描画前にこれらの値を検証するスクリプトで生成しています。</w:t>
+        <w:t xml:space="preserve">完全に再現できます。145件と植生マスクによる9ピクセルの除外は、いずれも現行リポジトリから再現されます。図版生成スクリプトは、描画前にこれらの値が報告値と異なれば例外を投げます。</w:t>
       </w:r>
     </w:p>
     <w:p>
@@ -7949,7 +8020,7 @@
         <w:t xml:space="preserve"> </w:t>
       </w:r>
       <w:r>
-        <w:t xml:space="preserve">It's a comparison of scale, not a one-to-one match. I have not linked a single polygon to a specific quarry. The meaningful part is the spatial pattern: detections cluster in the north, south-east, centre and west, and the north was the industrial core historically.</w:t>
+        <w:t xml:space="preserve">It's a comparison of scale, not a one-to-one match. I have not identified any polygon as a specific quarry through field validation. The meaningful part is the spatial pattern: detections cluster in the north, south-east, centre and west, and the north was the industrial core historically.</w:t>
       </w:r>
     </w:p>
     <w:p>
@@ -7974,7 +8045,7 @@
         <w:rPr>
           <w:rFonts w:hint="eastAsia"/>
         </w:rPr>
-        <w:t xml:space="preserve">規模の比較であって、1対1の対応ではありません。個別のポリゴンを特定の丁場に結びつけてはいません。意味があるのは空間パターンです。検出は北部・南東部・中央部・西部に集中し、歴史的に採石の中心は北側でした。</w:t>
+        <w:t xml:space="preserve">規模の比較であって、1対1の対応ではありません。個別のポリゴンを特定の丁場として現地検証により同定したわけではありません。意味があるのは空間パターンです。検出は北部・南東部・中央部・西部に集中し、歴史的に採石の中心は北側でした。</w:t>
       </w:r>
     </w:p>
     <w:p>
@@ -8521,7 +8592,7 @@
         <w:t xml:space="preserve"> </w:t>
       </w:r>
       <w:r>
-        <w:t xml:space="preserve">In principle — Sentinel-2 is global and the indices aren't Japan-specific. What is specific here is a granite landscape where vegetation barely interferes; in a wetter, greener setting the NDVI mask would do far more work than the 9 pixels it did here.</w:t>
+        <w:t xml:space="preserve">In principle — Sentinel-2 is global and the indices aren't Japan-specific. What is specific here is the granite landscape. In this run, the vegetation mask removed only nine pixels. Its role could be larger in a wetter, greener setting, but I have not tested that.</w:t>
       </w:r>
     </w:p>
     <w:p>
@@ -8546,7 +8617,7 @@
         <w:rPr>
           <w:rFonts w:hint="eastAsia"/>
         </w:rPr>
-        <w:t xml:space="preserve">原理的には可能です。Sentinel-2はグローバルで、指数も日本固有のものではありません。固有なのは、植生がほとんど干渉しない花崗岩の景観です。より湿潤で緑の多い環境では、NDVIマスクはここでの9ピクセルよりはるかに大きな役割を果たすはずです。</w:t>
+        <w:t xml:space="preserve">原理的には可能です。Sentinel-2はグローバルで、指数も日本固有のものではありません。固有なのは花崗岩の景観です。この実行では植生マスクの除外は9ピクセルのみでした。より湿潤で緑の多い環境では役割が大きくなる可能性がありますが、未検証です。</w:t>
       </w:r>
     </w:p>
     <w:p>
@@ -9068,13 +9139,13 @@
       </w:r>
     </w:p>
     <w:bookmarkEnd w:id="85"/>
-    <w:bookmarkStart w:id="86" w:name="X019ff950ea8f40c7c24bdd4aacb3b84f13d73a8"/>
+    <w:bookmarkStart w:id="86" w:name="X9e3262cc02cea630f52aeb63bfdb38d1d38e4d2"/>
     <w:p>
       <w:pPr>
         <w:pStyle w:val="Heading4"/>
       </w:pPr>
       <w:r>
-        <w:t xml:space="preserve">Q9-4. What license? Can I reuse the poster and the figures?</w:t>
+        <w:t xml:space="preserve">Q9-4. What license? Can I reuse the slides and the figures?</w:t>
       </w:r>
     </w:p>
     <w:p>
@@ -9099,7 +9170,7 @@
         <w:rPr>
           <w:rFonts w:hint="eastAsia"/>
         </w:rPr>
-        <w:t xml:space="preserve">ライセンスは。ポスターや図版を再利用できますか。</w:t>
+        <w:t xml:space="preserve">ライセンスは。スライドや図版を再利用できますか。</w:t>
       </w:r>
     </w:p>
     <w:p>
@@ -9679,7 +9750,7 @@
               <w:t xml:space="preserve"> </w:t>
             </w:r>
             <w:r>
-              <w:t xml:space="preserve">“You're right, and that's limitation number two on the poster.”</w:t>
+              <w:t xml:space="preserve">“You're right, and that's on the limitations slide.”</w:t>
             </w:r>
           </w:p>
         </w:tc>
@@ -9709,7 +9780,7 @@
               <w:rPr>
                 <w:rFonts w:hint="eastAsia"/>
               </w:rPr>
-              <w:t xml:space="preserve">日本語で応じる。ポスターは英語のままでよい。数値の階層ルールは日本語でも同じ</w:t>
+              <w:t xml:space="preserve">日本語で応じる。スライドは英語のままでよい。数値の階層ルールは日本語でも同じ</w:t>
             </w:r>
           </w:p>
         </w:tc>
